--- a/Practical 7 (07-09-2026)/MultistageGraph_DP_Practical7.docx
+++ b/Practical 7 (07-09-2026)/MultistageGraph_DP_Practical7.docx
@@ -21,6 +21,70 @@
     <w:p>
       <w:r>
         <w:t>Write a program to implement the Multistage Graph problem using Dynamic Programming and find the minimum cost from the source vertex to the destination vertex, using both the forward and backward approach.</w:t>
+      </w:r>
+    </w:p>
+    <w:p>
+      <w:pPr>
+        <w:pStyle w:val="Heading2"/>
+      </w:pPr>
+      <w:r>
+        <w:t>Theory</w:t>
+      </w:r>
+    </w:p>
+    <w:p>
+      <w:pPr>
+        <w:pStyle w:val="Heading3"/>
+      </w:pPr>
+      <w:r>
+        <w:t>Multistage Graph</w:t>
+      </w:r>
+    </w:p>
+    <w:p>
+      <w:pPr/>
+      <w:r>
+        <w:t>A multistage graph is a directed, weighted graph in which the vertex set is partitioned into k disjoint subsets (stages) V1, V2, ..., Vk, such that every edge (u, v) goes from a vertex in stage Vi to a vertex in stage Vi+1. Stage V1 contains exactly one vertex called the source, and stage Vk contains exactly one vertex called the sink (destination). The goal is to find the minimum cost path from the source to the sink.</w:t>
+      </w:r>
+    </w:p>
+    <w:p>
+      <w:pPr>
+        <w:pStyle w:val="Heading3"/>
+      </w:pPr>
+      <w:r>
+        <w:t>Dynamic Programming Formulation</w:t>
+      </w:r>
+    </w:p>
+    <w:p>
+      <w:pPr/>
+      <w:r>
+        <w:t>Because the graph is staged, every path from source to destination passes through exactly one vertex from each stage, so the problem exhibits both optimal substructure and overlapping subproblems. Let cost(i) denote the minimum cost from vertex i to the destination. The forward recurrence is cost(i) = min over all edges (i, j) of { c(i, j) + cost(j) }, computed backward from the destination toward the source. Equivalently, in the backward approach, let bcost(j) denote the minimum cost from the source to vertex j: bcost(j) = min over all edges (i, j) of { bcost(i) + c(i, j) }, computed forward from the source toward the destination.</w:t>
+      </w:r>
+    </w:p>
+    <w:p>
+      <w:pPr>
+        <w:pStyle w:val="Heading3"/>
+      </w:pPr>
+      <w:r>
+        <w:t>Why Dynamic Programming Works Here</w:t>
+      </w:r>
+    </w:p>
+    <w:p>
+      <w:pPr/>
+      <w:r>
+        <w:t>Both formulations recompute the optimal cost of a vertex only once and reuse it for every vertex that depends on it, which is the essence of dynamic programming. The staged structure guarantees an acyclic, topologically ordered graph, so each vertex's optimal cost depends only on vertices already solved in the previous stage, avoiding recomputation and ensuring the recurrence terminates.</w:t>
+      </w:r>
+    </w:p>
+    <w:p>
+      <w:pPr>
+        <w:pStyle w:val="Heading3"/>
+      </w:pPr>
+      <w:r>
+        <w:t>Complexity</w:t>
+      </w:r>
+    </w:p>
+    <w:p>
+      <w:pPr/>
+      <w:r>
+        <w:t>If the graph has n vertices and e edges, both the forward and backward dynamic programming approaches run in O(n + e) time, since every vertex and every edge is examined exactly once. This is a significant improvement over a naive path-enumeration approach, which would be exponential in the number of stages.</w:t>
       </w:r>
     </w:p>
     <w:p>
